--- a/CÔNG TY TNHH QUẢNG VẬN/Buoc1_ThongBaoGiaiThe/Uyquyen_QUANG_VAN.docx
+++ b/CÔNG TY TNHH QUẢNG VẬN/Buoc1_ThongBaoGiaiThe/Uyquyen_QUANG_VAN.docx
@@ -1,6 +1,6 @@
 
 <file path=word/document.xml><?xml version="1.0" encoding="utf-8"?>
-<w:document xmlns:wpc="http://schemas.microsoft.com/office/word/2010/wordprocessingCanvas" xmlns:cx="http://schemas.microsoft.com/office/drawing/2014/chartex" xmlns:cx1="http://schemas.microsoft.com/office/drawing/2015/9/8/chartex" xmlns:mc="http://schemas.openxmlformats.org/markup-compatibility/2006" xmlns:o="urn:schemas-microsoft-com:office:office" xmlns:r="http://schemas.openxmlformats.org/officeDocument/2006/relationships" xmlns:m="http://schemas.openxmlformats.org/officeDocument/2006/math" xmlns:v="urn:schemas-microsoft-com:vml" xmlns:wp14="http://schemas.microsoft.com/office/word/2010/wordprocessingDrawing" xmlns:wp="http://schemas.openxmlformats.org/drawingml/2006/wordprocessingDrawing" xmlns:w10="urn:schemas-microsoft-com:office:word" xmlns:w="http://schemas.openxmlformats.org/wordprocessingml/2006/main" xmlns:w14="http://schemas.microsoft.com/office/word/2010/wordml" xmlns:w15="http://schemas.microsoft.com/office/word/2012/wordml" xmlns:w16se="http://schemas.microsoft.com/office/word/2015/wordml/symex" xmlns:wpg="http://schemas.microsoft.com/office/word/2010/wordprocessingGroup" xmlns:wpi="http://schemas.microsoft.com/office/word/2010/wordprocessingInk" xmlns:wne="http://schemas.microsoft.com/office/word/2006/wordml" xmlns:wps="http://schemas.microsoft.com/office/word/2010/wordprocessingShape" mc:Ignorable="w14 w15 w16se wp14">
+<w:document xmlns:wpc="http://schemas.microsoft.com/office/word/2010/wordprocessingCanvas" xmlns:cx="http://schemas.microsoft.com/office/drawing/2014/chartex" xmlns:cx1="http://schemas.microsoft.com/office/drawing/2015/9/8/chartex" xmlns:cx2="http://schemas.microsoft.com/office/drawing/2015/10/21/chartex" xmlns:cx3="http://schemas.microsoft.com/office/drawing/2016/5/9/chartex" xmlns:cx4="http://schemas.microsoft.com/office/drawing/2016/5/10/chartex" xmlns:cx5="http://schemas.microsoft.com/office/drawing/2016/5/11/chartex" xmlns:cx6="http://schemas.microsoft.com/office/drawing/2016/5/12/chartex" xmlns:cx7="http://schemas.microsoft.com/office/drawing/2016/5/13/chartex" xmlns:cx8="http://schemas.microsoft.com/office/drawing/2016/5/14/chartex" xmlns:mc="http://schemas.openxmlformats.org/markup-compatibility/2006" xmlns:aink="http://schemas.microsoft.com/office/drawing/2016/ink" xmlns:am3d="http://schemas.microsoft.com/office/drawing/2017/model3d" xmlns:o="urn:schemas-microsoft-com:office:office" xmlns:oel="http://schemas.microsoft.com/office/2019/extlst" xmlns:r="http://schemas.openxmlformats.org/officeDocument/2006/relationships" xmlns:m="http://schemas.openxmlformats.org/officeDocument/2006/math" xmlns:v="urn:schemas-microsoft-com:vml" xmlns:wp14="http://schemas.microsoft.com/office/word/2010/wordprocessingDrawing" xmlns:wp="http://schemas.openxmlformats.org/drawingml/2006/wordprocessingDrawing" xmlns:w10="urn:schemas-microsoft-com:office:word" xmlns:w="http://schemas.openxmlformats.org/wordprocessingml/2006/main" xmlns:w14="http://schemas.microsoft.com/office/word/2010/wordml" xmlns:w15="http://schemas.microsoft.com/office/word/2012/wordml" xmlns:w16cex="http://schemas.microsoft.com/office/word/2018/wordml/cex" xmlns:w16cid="http://schemas.microsoft.com/office/word/2016/wordml/cid" xmlns:w16="http://schemas.microsoft.com/office/word/2018/wordml" xmlns:w16du="http://schemas.microsoft.com/office/word/2023/wordml/word16du" xmlns:w16sdtdh="http://schemas.microsoft.com/office/word/2020/wordml/sdtdatahash" xmlns:w16sdtfl="http://schemas.microsoft.com/office/word/2024/wordml/sdtformatlock" xmlns:w16se="http://schemas.microsoft.com/office/word/2015/wordml/symex" xmlns:wpg="http://schemas.microsoft.com/office/word/2010/wordprocessingGroup" xmlns:wpi="http://schemas.microsoft.com/office/word/2010/wordprocessingInk" xmlns:wne="http://schemas.microsoft.com/office/word/2006/wordml" xmlns:wps="http://schemas.microsoft.com/office/word/2010/wordprocessingShape" mc:Ignorable="w14 w15 w16se w16cid w16 w16cex w16sdtdh w16sdtfl w16du wp14">
   <w:body>
     <w:p>
       <w:pPr>
@@ -38,6 +38,7 @@
           <w:szCs w:val="24"/>
         </w:rPr>
       </w:pPr>
+      <w:proofErr w:type="spellStart"/>
       <w:r>
         <w:rPr>
           <w:rFonts w:ascii="Times New Roman" w:hAnsi="Times New Roman" w:cs="Times New Roman"/>
@@ -47,8 +48,105 @@
           <w:sz w:val="24"/>
           <w:szCs w:val="24"/>
         </w:rPr>
-        <w:t>Độc lập - Tự do - Hạnh phúc</w:t>
-      </w:r>
+        <w:t>Độc</w:t>
+      </w:r>
+      <w:proofErr w:type="spellEnd"/>
+      <w:r>
+        <w:rPr>
+          <w:rFonts w:ascii="Times New Roman" w:hAnsi="Times New Roman" w:cs="Times New Roman"/>
+          <w:b/>
+          <w:bCs/>
+          <w:color w:val="000000" w:themeColor="text1"/>
+          <w:sz w:val="24"/>
+          <w:szCs w:val="24"/>
+        </w:rPr>
+        <w:t xml:space="preserve"> </w:t>
+      </w:r>
+      <w:proofErr w:type="spellStart"/>
+      <w:r>
+        <w:rPr>
+          <w:rFonts w:ascii="Times New Roman" w:hAnsi="Times New Roman" w:cs="Times New Roman"/>
+          <w:b/>
+          <w:bCs/>
+          <w:color w:val="000000" w:themeColor="text1"/>
+          <w:sz w:val="24"/>
+          <w:szCs w:val="24"/>
+        </w:rPr>
+        <w:t>lập</w:t>
+      </w:r>
+      <w:proofErr w:type="spellEnd"/>
+      <w:r>
+        <w:rPr>
+          <w:rFonts w:ascii="Times New Roman" w:hAnsi="Times New Roman" w:cs="Times New Roman"/>
+          <w:b/>
+          <w:bCs/>
+          <w:color w:val="000000" w:themeColor="text1"/>
+          <w:sz w:val="24"/>
+          <w:szCs w:val="24"/>
+        </w:rPr>
+        <w:t xml:space="preserve"> - </w:t>
+      </w:r>
+      <w:proofErr w:type="spellStart"/>
+      <w:r>
+        <w:rPr>
+          <w:rFonts w:ascii="Times New Roman" w:hAnsi="Times New Roman" w:cs="Times New Roman"/>
+          <w:b/>
+          <w:bCs/>
+          <w:color w:val="000000" w:themeColor="text1"/>
+          <w:sz w:val="24"/>
+          <w:szCs w:val="24"/>
+        </w:rPr>
+        <w:t>Tự</w:t>
+      </w:r>
+      <w:proofErr w:type="spellEnd"/>
+      <w:r>
+        <w:rPr>
+          <w:rFonts w:ascii="Times New Roman" w:hAnsi="Times New Roman" w:cs="Times New Roman"/>
+          <w:b/>
+          <w:bCs/>
+          <w:color w:val="000000" w:themeColor="text1"/>
+          <w:sz w:val="24"/>
+          <w:szCs w:val="24"/>
+        </w:rPr>
+        <w:t xml:space="preserve"> do - </w:t>
+      </w:r>
+      <w:proofErr w:type="spellStart"/>
+      <w:r>
+        <w:rPr>
+          <w:rFonts w:ascii="Times New Roman" w:hAnsi="Times New Roman" w:cs="Times New Roman"/>
+          <w:b/>
+          <w:bCs/>
+          <w:color w:val="000000" w:themeColor="text1"/>
+          <w:sz w:val="24"/>
+          <w:szCs w:val="24"/>
+        </w:rPr>
+        <w:t>Hạnh</w:t>
+      </w:r>
+      <w:proofErr w:type="spellEnd"/>
+      <w:r>
+        <w:rPr>
+          <w:rFonts w:ascii="Times New Roman" w:hAnsi="Times New Roman" w:cs="Times New Roman"/>
+          <w:b/>
+          <w:bCs/>
+          <w:color w:val="000000" w:themeColor="text1"/>
+          <w:sz w:val="24"/>
+          <w:szCs w:val="24"/>
+        </w:rPr>
+        <w:t xml:space="preserve"> </w:t>
+      </w:r>
+      <w:proofErr w:type="spellStart"/>
+      <w:r>
+        <w:rPr>
+          <w:rFonts w:ascii="Times New Roman" w:hAnsi="Times New Roman" w:cs="Times New Roman"/>
+          <w:b/>
+          <w:bCs/>
+          <w:color w:val="000000" w:themeColor="text1"/>
+          <w:sz w:val="24"/>
+          <w:szCs w:val="24"/>
+        </w:rPr>
+        <w:t>phúc</w:t>
+      </w:r>
+      <w:proofErr w:type="spellEnd"/>
     </w:p>
     <w:p>
       <w:pPr>
@@ -67,7 +165,67 @@
           <w:sz w:val="24"/>
           <w:szCs w:val="24"/>
         </w:rPr>
-        <w:t>Tây Ninh, ngày 29 tháng 7 năm 2026</w:t>
+        <w:t xml:space="preserve">Tây Ninh, </w:t>
+      </w:r>
+      <w:proofErr w:type="spellStart"/>
+      <w:r>
+        <w:rPr>
+          <w:rFonts w:ascii="Times New Roman" w:eastAsia="Times New Roman" w:hAnsi="Times New Roman" w:cs="Times New Roman"/>
+          <w:color w:val="000000" w:themeColor="text1"/>
+          <w:sz w:val="24"/>
+          <w:szCs w:val="24"/>
+        </w:rPr>
+        <w:t>ngày</w:t>
+      </w:r>
+      <w:proofErr w:type="spellEnd"/>
+      <w:r>
+        <w:rPr>
+          <w:rFonts w:ascii="Times New Roman" w:eastAsia="Times New Roman" w:hAnsi="Times New Roman" w:cs="Times New Roman"/>
+          <w:color w:val="000000" w:themeColor="text1"/>
+          <w:sz w:val="24"/>
+          <w:szCs w:val="24"/>
+        </w:rPr>
+        <w:t xml:space="preserve"> 29 </w:t>
+      </w:r>
+      <w:proofErr w:type="spellStart"/>
+      <w:r>
+        <w:rPr>
+          <w:rFonts w:ascii="Times New Roman" w:eastAsia="Times New Roman" w:hAnsi="Times New Roman" w:cs="Times New Roman"/>
+          <w:color w:val="000000" w:themeColor="text1"/>
+          <w:sz w:val="24"/>
+          <w:szCs w:val="24"/>
+        </w:rPr>
+        <w:t>tháng</w:t>
+      </w:r>
+      <w:proofErr w:type="spellEnd"/>
+      <w:r>
+        <w:rPr>
+          <w:rFonts w:ascii="Times New Roman" w:eastAsia="Times New Roman" w:hAnsi="Times New Roman" w:cs="Times New Roman"/>
+          <w:color w:val="000000" w:themeColor="text1"/>
+          <w:sz w:val="24"/>
+          <w:szCs w:val="24"/>
+        </w:rPr>
+        <w:t xml:space="preserve"> 7 </w:t>
+      </w:r>
+      <w:proofErr w:type="spellStart"/>
+      <w:r>
+        <w:rPr>
+          <w:rFonts w:ascii="Times New Roman" w:eastAsia="Times New Roman" w:hAnsi="Times New Roman" w:cs="Times New Roman"/>
+          <w:color w:val="000000" w:themeColor="text1"/>
+          <w:sz w:val="24"/>
+          <w:szCs w:val="24"/>
+        </w:rPr>
+        <w:t>năm</w:t>
+      </w:r>
+      <w:proofErr w:type="spellEnd"/>
+      <w:r>
+        <w:rPr>
+          <w:rFonts w:ascii="Times New Roman" w:eastAsia="Times New Roman" w:hAnsi="Times New Roman" w:cs="Times New Roman"/>
+          <w:color w:val="000000" w:themeColor="text1"/>
+          <w:sz w:val="24"/>
+          <w:szCs w:val="24"/>
+        </w:rPr>
+        <w:t xml:space="preserve"> 2026</w:t>
       </w:r>
     </w:p>
     <w:p>
@@ -112,11 +270,51 @@
           <w:sz w:val="24"/>
           <w:szCs w:val="24"/>
         </w:rPr>
-        <w:t xml:space="preserve"> Kính gửi: </w:t>
-      </w:r>
+        <w:t xml:space="preserve"> </w:t>
+      </w:r>
+      <w:proofErr w:type="spellStart"/>
       <w:r>
         <w:rPr>
           <w:rFonts w:ascii="Times New Roman" w:eastAsia="Times New Roman" w:hAnsi="Times New Roman" w:cs="Times New Roman"/>
+          <w:color w:val="000000" w:themeColor="text1"/>
+          <w:sz w:val="24"/>
+          <w:szCs w:val="24"/>
+        </w:rPr>
+        <w:t>Kính</w:t>
+      </w:r>
+      <w:proofErr w:type="spellEnd"/>
+      <w:r>
+        <w:rPr>
+          <w:rFonts w:ascii="Times New Roman" w:eastAsia="Times New Roman" w:hAnsi="Times New Roman" w:cs="Times New Roman"/>
+          <w:color w:val="000000" w:themeColor="text1"/>
+          <w:sz w:val="24"/>
+          <w:szCs w:val="24"/>
+        </w:rPr>
+        <w:t xml:space="preserve"> </w:t>
+      </w:r>
+      <w:proofErr w:type="spellStart"/>
+      <w:r>
+        <w:rPr>
+          <w:rFonts w:ascii="Times New Roman" w:eastAsia="Times New Roman" w:hAnsi="Times New Roman" w:cs="Times New Roman"/>
+          <w:color w:val="000000" w:themeColor="text1"/>
+          <w:sz w:val="24"/>
+          <w:szCs w:val="24"/>
+        </w:rPr>
+        <w:t>gửi</w:t>
+      </w:r>
+      <w:proofErr w:type="spellEnd"/>
+      <w:r>
+        <w:rPr>
+          <w:rFonts w:ascii="Times New Roman" w:eastAsia="Times New Roman" w:hAnsi="Times New Roman" w:cs="Times New Roman"/>
+          <w:color w:val="000000" w:themeColor="text1"/>
+          <w:sz w:val="24"/>
+          <w:szCs w:val="24"/>
+        </w:rPr>
+        <w:t xml:space="preserve">: </w:t>
+      </w:r>
+      <w:r>
+        <w:rPr>
+          <w:rFonts w:ascii="Times New Roman" w:eastAsia="Times New Roman" w:hAnsi="Times New Roman" w:cs="Times New Roman"/>
           <w:b/>
           <w:color w:val="000000" w:themeColor="text1"/>
           <w:sz w:val="24"/>
@@ -269,8 +467,6 @@
         </w:rPr>
         <w:t>congtyquangvan@gmail.com</w:t>
       </w:r>
-      <w:bookmarkStart w:id="0" w:name="_GoBack"/>
-      <w:bookmarkEnd w:id="0"/>
     </w:p>
     <w:p>
       <w:pPr>
@@ -300,13 +496,15 @@
           <w:rFonts w:ascii="Times New Roman" w:hAnsi="Times New Roman" w:cs="Times New Roman"/>
           <w:sz w:val="24"/>
           <w:szCs w:val="24"/>
-        </w:rPr>
-      </w:pPr>
-      <w:r>
-        <w:rPr>
-          <w:rFonts w:ascii="Times New Roman" w:hAnsi="Times New Roman" w:cs="Times New Roman"/>
-          <w:sz w:val="24"/>
-          <w:szCs w:val="24"/>
+          <w:lang w:val="vi-VN"/>
+        </w:rPr>
+      </w:pPr>
+      <w:r>
+        <w:rPr>
+          <w:rFonts w:ascii="Times New Roman" w:hAnsi="Times New Roman" w:cs="Times New Roman"/>
+          <w:sz w:val="24"/>
+          <w:szCs w:val="24"/>
+          <w:lang w:val="vi-VN"/>
         </w:rPr>
         <w:t>Ông: NGÔ HOÀNG LÂN</w:t>
       </w:r>
@@ -318,13 +516,15 @@
           <w:rFonts w:ascii="Times New Roman" w:hAnsi="Times New Roman" w:cs="Times New Roman"/>
           <w:sz w:val="24"/>
           <w:szCs w:val="24"/>
-        </w:rPr>
-      </w:pPr>
-      <w:r>
-        <w:rPr>
-          <w:rFonts w:ascii="Times New Roman" w:hAnsi="Times New Roman" w:cs="Times New Roman"/>
-          <w:sz w:val="24"/>
-          <w:szCs w:val="24"/>
+          <w:lang w:val="vi-VN"/>
+        </w:rPr>
+      </w:pPr>
+      <w:r>
+        <w:rPr>
+          <w:rFonts w:ascii="Times New Roman" w:hAnsi="Times New Roman" w:cs="Times New Roman"/>
+          <w:sz w:val="24"/>
+          <w:szCs w:val="24"/>
+          <w:lang w:val="vi-VN"/>
         </w:rPr>
         <w:t>Số C</w:t>
       </w:r>
@@ -333,6 +533,7 @@
           <w:rFonts w:ascii="Times New Roman" w:hAnsi="Times New Roman" w:cs="Times New Roman"/>
           <w:sz w:val="24"/>
           <w:szCs w:val="24"/>
+          <w:lang w:val="vi-VN"/>
         </w:rPr>
         <w:t>ăn cước</w:t>
       </w:r>
@@ -341,6 +542,7 @@
           <w:rFonts w:ascii="Times New Roman" w:hAnsi="Times New Roman" w:cs="Times New Roman"/>
           <w:sz w:val="24"/>
           <w:szCs w:val="24"/>
+          <w:lang w:val="vi-VN"/>
         </w:rPr>
         <w:t xml:space="preserve">: 051085011406 ; cấp ngày </w:t>
       </w:r>
@@ -349,6 +551,7 @@
           <w:rFonts w:ascii="Times New Roman" w:hAnsi="Times New Roman" w:cs="Times New Roman"/>
           <w:sz w:val="24"/>
           <w:szCs w:val="24"/>
+          <w:lang w:val="vi-VN"/>
         </w:rPr>
         <w:t>14</w:t>
       </w:r>
@@ -357,6 +560,7 @@
           <w:rFonts w:ascii="Times New Roman" w:hAnsi="Times New Roman" w:cs="Times New Roman"/>
           <w:sz w:val="24"/>
           <w:szCs w:val="24"/>
+          <w:lang w:val="vi-VN"/>
         </w:rPr>
         <w:t>/0</w:t>
       </w:r>
@@ -365,6 +569,7 @@
           <w:rFonts w:ascii="Times New Roman" w:hAnsi="Times New Roman" w:cs="Times New Roman"/>
           <w:sz w:val="24"/>
           <w:szCs w:val="24"/>
+          <w:lang w:val="vi-VN"/>
         </w:rPr>
         <w:t>5</w:t>
       </w:r>
@@ -373,6 +578,7 @@
           <w:rFonts w:ascii="Times New Roman" w:hAnsi="Times New Roman" w:cs="Times New Roman"/>
           <w:sz w:val="24"/>
           <w:szCs w:val="24"/>
+          <w:lang w:val="vi-VN"/>
         </w:rPr>
         <w:t>/202</w:t>
       </w:r>
@@ -381,6 +587,7 @@
           <w:rFonts w:ascii="Times New Roman" w:hAnsi="Times New Roman" w:cs="Times New Roman"/>
           <w:sz w:val="24"/>
           <w:szCs w:val="24"/>
+          <w:lang w:val="vi-VN"/>
         </w:rPr>
         <w:t>5</w:t>
       </w:r>
@@ -389,6 +596,7 @@
           <w:rFonts w:ascii="Times New Roman" w:hAnsi="Times New Roman" w:cs="Times New Roman"/>
           <w:sz w:val="24"/>
           <w:szCs w:val="24"/>
+          <w:lang w:val="vi-VN"/>
         </w:rPr>
         <w:t xml:space="preserve"> ; </w:t>
       </w:r>
@@ -400,13 +608,15 @@
           <w:rFonts w:ascii="Times New Roman" w:hAnsi="Times New Roman" w:cs="Times New Roman"/>
           <w:sz w:val="24"/>
           <w:szCs w:val="24"/>
-        </w:rPr>
-      </w:pPr>
-      <w:r>
-        <w:rPr>
-          <w:rFonts w:ascii="Times New Roman" w:hAnsi="Times New Roman" w:cs="Times New Roman"/>
-          <w:sz w:val="24"/>
-          <w:szCs w:val="24"/>
+          <w:lang w:val="vi-VN"/>
+        </w:rPr>
+      </w:pPr>
+      <w:r>
+        <w:rPr>
+          <w:rFonts w:ascii="Times New Roman" w:hAnsi="Times New Roman" w:cs="Times New Roman"/>
+          <w:sz w:val="24"/>
+          <w:szCs w:val="24"/>
+          <w:lang w:val="vi-VN"/>
         </w:rPr>
         <w:t>Nơi cấp</w:t>
       </w:r>
@@ -415,6 +625,7 @@
           <w:rFonts w:ascii="Times New Roman" w:hAnsi="Times New Roman" w:cs="Times New Roman"/>
           <w:sz w:val="24"/>
           <w:szCs w:val="24"/>
+          <w:lang w:val="vi-VN"/>
         </w:rPr>
         <w:t>:</w:t>
       </w:r>
@@ -423,6 +634,7 @@
           <w:rFonts w:ascii="Times New Roman" w:hAnsi="Times New Roman" w:cs="Times New Roman"/>
           <w:sz w:val="24"/>
           <w:szCs w:val="24"/>
+          <w:lang w:val="vi-VN"/>
         </w:rPr>
         <w:t xml:space="preserve"> </w:t>
       </w:r>
@@ -432,6 +644,7 @@
           <w:iCs/>
           <w:sz w:val="24"/>
           <w:szCs w:val="24"/>
+          <w:lang w:val="vi-VN"/>
         </w:rPr>
         <w:t>Bộ Công An</w:t>
       </w:r>
@@ -441,7 +654,6 @@
         <w:pStyle w:val="NormalWeb"/>
         <w:rPr>
           <w:rFonts w:ascii="Times New Roman" w:eastAsia="Arial" w:hAnsi="Times New Roman" w:cs="Times New Roman"/>
-          <w:lang w:val="en-US"/>
         </w:rPr>
       </w:pPr>
       <w:r>
@@ -453,14 +665,12 @@
       <w:r>
         <w:rPr>
           <w:rFonts w:ascii="Times New Roman" w:eastAsia="Arial" w:hAnsi="Times New Roman" w:cs="Times New Roman"/>
-          <w:lang w:val="en-US"/>
         </w:rPr>
         <w:t xml:space="preserve">Lô F10, Khu dân cư Đại ngàn, KP Hòa Lân 2, Phường Thuận Giao, </w:t>
       </w:r>
       <w:r>
         <w:rPr>
           <w:rFonts w:ascii="Times New Roman" w:eastAsia="Arial" w:hAnsi="Times New Roman" w:cs="Times New Roman"/>
-          <w:lang w:val="en-US"/>
         </w:rPr>
         <w:t>Thành Phố Hồ Chí Minh</w:t>
       </w:r>
@@ -660,7 +870,17 @@
           <w:szCs w:val="24"/>
           <w:lang w:val="vi-VN"/>
         </w:rPr>
-        <w:t xml:space="preserve"> Liên hệ làm việc với các cơ quan hữu quan để nhận được các chấp thuận cần thiết để thực hiện thủ tục đăng ký doanh nghiệp; và </w:t>
+        <w:t xml:space="preserve"> Liên hệ làm việc với các cơ quan hữu quan để nhận được các chấp thuận cần thiết để thực hiện thủ tục đăng ký doanh nghiệ</w:t>
+      </w:r>
+      <w:r>
+        <w:rPr>
+          <w:rFonts w:ascii="Times New Roman" w:hAnsi="Times New Roman" w:cs="Times New Roman"/>
+          <w:color w:val="000000" w:themeColor="text1"/>
+          <w:sz w:val="24"/>
+          <w:szCs w:val="24"/>
+          <w:lang w:val="vi-VN"/>
+        </w:rPr>
+        <w:t xml:space="preserve">p; </w:t>
       </w:r>
     </w:p>
     <w:p>
@@ -685,6 +905,51 @@
           <w:szCs w:val="24"/>
           <w:lang w:val="vi-VN"/>
         </w:rPr>
+        <w:t>N</w:t>
+      </w:r>
+      <w:r>
+        <w:rPr>
+          <w:rFonts w:ascii="Times New Roman" w:hAnsi="Times New Roman" w:cs="Times New Roman"/>
+          <w:color w:val="000000" w:themeColor="text1"/>
+          <w:sz w:val="24"/>
+          <w:szCs w:val="24"/>
+          <w:lang w:val="vi-VN"/>
+        </w:rPr>
+        <w:t>ộp hồ sơ giải thể doanh nghiệp</w:t>
+      </w:r>
+      <w:r>
+        <w:rPr>
+          <w:rFonts w:ascii="Times New Roman" w:hAnsi="Times New Roman" w:cs="Times New Roman"/>
+          <w:color w:val="000000" w:themeColor="text1"/>
+          <w:sz w:val="24"/>
+          <w:szCs w:val="24"/>
+          <w:lang w:val="vi-VN"/>
+        </w:rPr>
+        <w:t>;</w:t>
+      </w:r>
+    </w:p>
+    <w:p>
+      <w:pPr>
+        <w:numPr>
+          <w:ilvl w:val="0"/>
+          <w:numId w:val="1"/>
+        </w:numPr>
+        <w:rPr>
+          <w:rFonts w:ascii="Times New Roman" w:hAnsi="Times New Roman" w:cs="Times New Roman"/>
+          <w:color w:val="000000" w:themeColor="text1"/>
+          <w:sz w:val="24"/>
+          <w:szCs w:val="24"/>
+          <w:lang w:val="vi-VN"/>
+        </w:rPr>
+      </w:pPr>
+      <w:r>
+        <w:rPr>
+          <w:rFonts w:ascii="Times New Roman" w:hAnsi="Times New Roman" w:cs="Times New Roman"/>
+          <w:color w:val="000000" w:themeColor="text1"/>
+          <w:sz w:val="24"/>
+          <w:szCs w:val="24"/>
+          <w:lang w:val="vi-VN"/>
+        </w:rPr>
         <w:t xml:space="preserve"> Nhận Giấy chứng nhận đăng ký doanh nghiệp, thông báo, quyết định. Trong phạm vi uỷ quyền tại đây, Người được Ủy quyền được toàn quyền, chuẩn bị và ký các tài liệu cần thiết, nộp và rút các tài liệu, hồ sơ cần thiết đệ trình lên cơ quan chức năng có thẩm quyền liên quan tại Việt Nam cũng như nhận kết quả, giấy tờ liên quan đến công việc được ủy quyền; thanh toán phí, lệ phí liên quan đến các công việc được ủy quyền; thực hiện thủ tục hoặc có các hành động khác có liên quan đến công việc được ủy quyền theo quy định pháp luật hiện hành của Việt Nam.</w:t>
       </w:r>
     </w:p>
@@ -706,6 +971,7 @@
           <w:szCs w:val="24"/>
           <w:lang w:val="vi-VN"/>
         </w:rPr>
+        <w:lastRenderedPageBreak/>
         <w:t xml:space="preserve">Tôi theo đây xác nhận và chấp thuận mọi hành động được thực hiện bởi </w:t>
       </w:r>
       <w:r>
@@ -730,26 +996,35 @@
         </w:rPr>
         <w:t xml:space="preserve"> theo phạm vi ủy quyền đề cập trên. </w:t>
       </w:r>
-    </w:p>
-    <w:p>
-      <w:pPr>
-        <w:rPr>
-          <w:rFonts w:ascii="Times New Roman" w:hAnsi="Times New Roman" w:cs="Times New Roman"/>
-          <w:color w:val="000000" w:themeColor="text1"/>
-          <w:sz w:val="24"/>
-          <w:szCs w:val="24"/>
-          <w:lang w:val="vi-VN"/>
-        </w:rPr>
-      </w:pPr>
-      <w:r>
-        <w:rPr>
-          <w:rFonts w:ascii="Times New Roman" w:hAnsi="Times New Roman" w:cs="Times New Roman"/>
-          <w:color w:val="000000" w:themeColor="text1"/>
-          <w:sz w:val="24"/>
-          <w:szCs w:val="24"/>
-          <w:lang w:val="vi-VN"/>
-        </w:rPr>
-        <w:lastRenderedPageBreak/>
+      <w:r>
+        <w:rPr>
+          <w:rFonts w:ascii="Times New Roman" w:hAnsi="Times New Roman" w:cs="Times New Roman"/>
+          <w:color w:val="000000" w:themeColor="text1"/>
+          <w:sz w:val="24"/>
+          <w:szCs w:val="24"/>
+          <w:lang w:val="vi-VN"/>
+        </w:rPr>
+        <w:t xml:space="preserve"> </w:t>
+      </w:r>
+    </w:p>
+    <w:p>
+      <w:pPr>
+        <w:rPr>
+          <w:rFonts w:ascii="Times New Roman" w:hAnsi="Times New Roman" w:cs="Times New Roman"/>
+          <w:color w:val="000000" w:themeColor="text1"/>
+          <w:sz w:val="24"/>
+          <w:szCs w:val="24"/>
+          <w:lang w:val="vi-VN"/>
+        </w:rPr>
+      </w:pPr>
+      <w:r>
+        <w:rPr>
+          <w:rFonts w:ascii="Times New Roman" w:hAnsi="Times New Roman" w:cs="Times New Roman"/>
+          <w:color w:val="000000" w:themeColor="text1"/>
+          <w:sz w:val="24"/>
+          <w:szCs w:val="24"/>
+          <w:lang w:val="vi-VN"/>
+        </w:rPr>
         <w:t>Giấy Ủy quyền này có hiệu lực kể từ</w:t>
       </w:r>
       <w:r>
@@ -768,6 +1043,7 @@
           <w:color w:val="000000" w:themeColor="text1"/>
           <w:sz w:val="24"/>
           <w:szCs w:val="24"/>
+          <w:lang w:val="vi-VN"/>
         </w:rPr>
         <w:t xml:space="preserve"> 29 </w:t>
       </w:r>
@@ -787,6 +1063,7 @@
           <w:color w:val="000000" w:themeColor="text1"/>
           <w:sz w:val="24"/>
           <w:szCs w:val="24"/>
+          <w:lang w:val="vi-VN"/>
         </w:rPr>
         <w:t>7</w:t>
       </w:r>
@@ -913,7 +1190,7 @@
 </file>
 
 <file path=word/endnotes.xml><?xml version="1.0" encoding="utf-8"?>
-<w:endnotes xmlns:wpc="http://schemas.microsoft.com/office/word/2010/wordprocessingCanvas" xmlns:cx="http://schemas.microsoft.com/office/drawing/2014/chartex" xmlns:cx1="http://schemas.microsoft.com/office/drawing/2015/9/8/chartex" xmlns:mc="http://schemas.openxmlformats.org/markup-compatibility/2006" xmlns:o="urn:schemas-microsoft-com:office:office" xmlns:r="http://schemas.openxmlformats.org/officeDocument/2006/relationships" xmlns:m="http://schemas.openxmlformats.org/officeDocument/2006/math" xmlns:v="urn:schemas-microsoft-com:vml" xmlns:wp14="http://schemas.microsoft.com/office/word/2010/wordprocessingDrawing" xmlns:wp="http://schemas.openxmlformats.org/drawingml/2006/wordprocessingDrawing" xmlns:w10="urn:schemas-microsoft-com:office:word" xmlns:w="http://schemas.openxmlformats.org/wordprocessingml/2006/main" xmlns:w14="http://schemas.microsoft.com/office/word/2010/wordml" xmlns:w15="http://schemas.microsoft.com/office/word/2012/wordml" xmlns:w16se="http://schemas.microsoft.com/office/word/2015/wordml/symex" xmlns:wpg="http://schemas.microsoft.com/office/word/2010/wordprocessingGroup" xmlns:wpi="http://schemas.microsoft.com/office/word/2010/wordprocessingInk" xmlns:wne="http://schemas.microsoft.com/office/word/2006/wordml" xmlns:wps="http://schemas.microsoft.com/office/word/2010/wordprocessingShape" mc:Ignorable="w14 w15 w16se wp14">
+<w:endnotes xmlns:wpc="http://schemas.microsoft.com/office/word/2010/wordprocessingCanvas" xmlns:cx="http://schemas.microsoft.com/office/drawing/2014/chartex" xmlns:cx1="http://schemas.microsoft.com/office/drawing/2015/9/8/chartex" xmlns:cx2="http://schemas.microsoft.com/office/drawing/2015/10/21/chartex" xmlns:cx3="http://schemas.microsoft.com/office/drawing/2016/5/9/chartex" xmlns:cx4="http://schemas.microsoft.com/office/drawing/2016/5/10/chartex" xmlns:cx5="http://schemas.microsoft.com/office/drawing/2016/5/11/chartex" xmlns:cx6="http://schemas.microsoft.com/office/drawing/2016/5/12/chartex" xmlns:cx7="http://schemas.microsoft.com/office/drawing/2016/5/13/chartex" xmlns:cx8="http://schemas.microsoft.com/office/drawing/2016/5/14/chartex" xmlns:mc="http://schemas.openxmlformats.org/markup-compatibility/2006" xmlns:aink="http://schemas.microsoft.com/office/drawing/2016/ink" xmlns:am3d="http://schemas.microsoft.com/office/drawing/2017/model3d" xmlns:o="urn:schemas-microsoft-com:office:office" xmlns:oel="http://schemas.microsoft.com/office/2019/extlst" xmlns:r="http://schemas.openxmlformats.org/officeDocument/2006/relationships" xmlns:m="http://schemas.openxmlformats.org/officeDocument/2006/math" xmlns:v="urn:schemas-microsoft-com:vml" xmlns:wp14="http://schemas.microsoft.com/office/word/2010/wordprocessingDrawing" xmlns:wp="http://schemas.openxmlformats.org/drawingml/2006/wordprocessingDrawing" xmlns:w10="urn:schemas-microsoft-com:office:word" xmlns:w="http://schemas.openxmlformats.org/wordprocessingml/2006/main" xmlns:w14="http://schemas.microsoft.com/office/word/2010/wordml" xmlns:w15="http://schemas.microsoft.com/office/word/2012/wordml" xmlns:w16cex="http://schemas.microsoft.com/office/word/2018/wordml/cex" xmlns:w16cid="http://schemas.microsoft.com/office/word/2016/wordml/cid" xmlns:w16="http://schemas.microsoft.com/office/word/2018/wordml" xmlns:w16du="http://schemas.microsoft.com/office/word/2023/wordml/word16du" xmlns:w16sdtdh="http://schemas.microsoft.com/office/word/2020/wordml/sdtdatahash" xmlns:w16sdtfl="http://schemas.microsoft.com/office/word/2024/wordml/sdtformatlock" xmlns:w16se="http://schemas.microsoft.com/office/word/2015/wordml/symex" xmlns:wpg="http://schemas.microsoft.com/office/word/2010/wordprocessingGroup" xmlns:wpi="http://schemas.microsoft.com/office/word/2010/wordprocessingInk" xmlns:wne="http://schemas.microsoft.com/office/word/2006/wordml" xmlns:wps="http://schemas.microsoft.com/office/word/2010/wordprocessingShape" mc:Ignorable="w14 w15 w16se w16cid w16 w16cex w16sdtdh w16sdtfl w16du wp14">
   <w:endnote w:type="separator" w:id="-1">
     <w:p>
       <w:pPr>
@@ -938,7 +1215,7 @@
 </file>
 
 <file path=word/footnotes.xml><?xml version="1.0" encoding="utf-8"?>
-<w:footnotes xmlns:wpc="http://schemas.microsoft.com/office/word/2010/wordprocessingCanvas" xmlns:cx="http://schemas.microsoft.com/office/drawing/2014/chartex" xmlns:cx1="http://schemas.microsoft.com/office/drawing/2015/9/8/chartex" xmlns:mc="http://schemas.openxmlformats.org/markup-compatibility/2006" xmlns:o="urn:schemas-microsoft-com:office:office" xmlns:r="http://schemas.openxmlformats.org/officeDocument/2006/relationships" xmlns:m="http://schemas.openxmlformats.org/officeDocument/2006/math" xmlns:v="urn:schemas-microsoft-com:vml" xmlns:wp14="http://schemas.microsoft.com/office/word/2010/wordprocessingDrawing" xmlns:wp="http://schemas.openxmlformats.org/drawingml/2006/wordprocessingDrawing" xmlns:w10="urn:schemas-microsoft-com:office:word" xmlns:w="http://schemas.openxmlformats.org/wordprocessingml/2006/main" xmlns:w14="http://schemas.microsoft.com/office/word/2010/wordml" xmlns:w15="http://schemas.microsoft.com/office/word/2012/wordml" xmlns:w16se="http://schemas.microsoft.com/office/word/2015/wordml/symex" xmlns:wpg="http://schemas.microsoft.com/office/word/2010/wordprocessingGroup" xmlns:wpi="http://schemas.microsoft.com/office/word/2010/wordprocessingInk" xmlns:wne="http://schemas.microsoft.com/office/word/2006/wordml" xmlns:wps="http://schemas.microsoft.com/office/word/2010/wordprocessingShape" mc:Ignorable="w14 w15 w16se wp14">
+<w:footnotes xmlns:wpc="http://schemas.microsoft.com/office/word/2010/wordprocessingCanvas" xmlns:cx="http://schemas.microsoft.com/office/drawing/2014/chartex" xmlns:cx1="http://schemas.microsoft.com/office/drawing/2015/9/8/chartex" xmlns:cx2="http://schemas.microsoft.com/office/drawing/2015/10/21/chartex" xmlns:cx3="http://schemas.microsoft.com/office/drawing/2016/5/9/chartex" xmlns:cx4="http://schemas.microsoft.com/office/drawing/2016/5/10/chartex" xmlns:cx5="http://schemas.microsoft.com/office/drawing/2016/5/11/chartex" xmlns:cx6="http://schemas.microsoft.com/office/drawing/2016/5/12/chartex" xmlns:cx7="http://schemas.microsoft.com/office/drawing/2016/5/13/chartex" xmlns:cx8="http://schemas.microsoft.com/office/drawing/2016/5/14/chartex" xmlns:mc="http://schemas.openxmlformats.org/markup-compatibility/2006" xmlns:aink="http://schemas.microsoft.com/office/drawing/2016/ink" xmlns:am3d="http://schemas.microsoft.com/office/drawing/2017/model3d" xmlns:o="urn:schemas-microsoft-com:office:office" xmlns:oel="http://schemas.microsoft.com/office/2019/extlst" xmlns:r="http://schemas.openxmlformats.org/officeDocument/2006/relationships" xmlns:m="http://schemas.openxmlformats.org/officeDocument/2006/math" xmlns:v="urn:schemas-microsoft-com:vml" xmlns:wp14="http://schemas.microsoft.com/office/word/2010/wordprocessingDrawing" xmlns:wp="http://schemas.openxmlformats.org/drawingml/2006/wordprocessingDrawing" xmlns:w10="urn:schemas-microsoft-com:office:word" xmlns:w="http://schemas.openxmlformats.org/wordprocessingml/2006/main" xmlns:w14="http://schemas.microsoft.com/office/word/2010/wordml" xmlns:w15="http://schemas.microsoft.com/office/word/2012/wordml" xmlns:w16cex="http://schemas.microsoft.com/office/word/2018/wordml/cex" xmlns:w16cid="http://schemas.microsoft.com/office/word/2016/wordml/cid" xmlns:w16="http://schemas.microsoft.com/office/word/2018/wordml" xmlns:w16du="http://schemas.microsoft.com/office/word/2023/wordml/word16du" xmlns:w16sdtdh="http://schemas.microsoft.com/office/word/2020/wordml/sdtdatahash" xmlns:w16sdtfl="http://schemas.microsoft.com/office/word/2024/wordml/sdtformatlock" xmlns:w16se="http://schemas.microsoft.com/office/word/2015/wordml/symex" xmlns:wpg="http://schemas.microsoft.com/office/word/2010/wordprocessingGroup" xmlns:wpi="http://schemas.microsoft.com/office/word/2010/wordprocessingInk" xmlns:wne="http://schemas.microsoft.com/office/word/2006/wordml" xmlns:wps="http://schemas.microsoft.com/office/word/2010/wordprocessingShape" mc:Ignorable="w14 w15 w16se w16cid w16 w16cex w16sdtdh w16sdtfl w16du wp14">
   <w:footnote w:type="separator" w:id="-1">
     <w:p>
       <w:pPr>
@@ -963,7 +1240,7 @@
 </file>
 
 <file path=word/numbering.xml><?xml version="1.0" encoding="utf-8"?>
-<w:numbering xmlns:wpc="http://schemas.microsoft.com/office/word/2010/wordprocessingCanvas" xmlns:cx="http://schemas.microsoft.com/office/drawing/2014/chartex" xmlns:cx1="http://schemas.microsoft.com/office/drawing/2015/9/8/chartex" xmlns:mc="http://schemas.openxmlformats.org/markup-compatibility/2006" xmlns:o="urn:schemas-microsoft-com:office:office" xmlns:r="http://schemas.openxmlformats.org/officeDocument/2006/relationships" xmlns:m="http://schemas.openxmlformats.org/officeDocument/2006/math" xmlns:v="urn:schemas-microsoft-com:vml" xmlns:wp14="http://schemas.microsoft.com/office/word/2010/wordprocessingDrawing" xmlns:wp="http://schemas.openxmlformats.org/drawingml/2006/wordprocessingDrawing" xmlns:w10="urn:schemas-microsoft-com:office:word" xmlns:w="http://schemas.openxmlformats.org/wordprocessingml/2006/main" xmlns:w14="http://schemas.microsoft.com/office/word/2010/wordml" xmlns:w15="http://schemas.microsoft.com/office/word/2012/wordml" xmlns:w16se="http://schemas.microsoft.com/office/word/2015/wordml/symex" xmlns:wpg="http://schemas.microsoft.com/office/word/2010/wordprocessingGroup" xmlns:wpi="http://schemas.microsoft.com/office/word/2010/wordprocessingInk" xmlns:wne="http://schemas.microsoft.com/office/word/2006/wordml" xmlns:wps="http://schemas.microsoft.com/office/word/2010/wordprocessingShape" mc:Ignorable="w14 w15 w16se wp14">
+<w:numbering xmlns:wpc="http://schemas.microsoft.com/office/word/2010/wordprocessingCanvas" xmlns:cx="http://schemas.microsoft.com/office/drawing/2014/chartex" xmlns:cx1="http://schemas.microsoft.com/office/drawing/2015/9/8/chartex" xmlns:cx2="http://schemas.microsoft.com/office/drawing/2015/10/21/chartex" xmlns:cx3="http://schemas.microsoft.com/office/drawing/2016/5/9/chartex" xmlns:cx4="http://schemas.microsoft.com/office/drawing/2016/5/10/chartex" xmlns:cx5="http://schemas.microsoft.com/office/drawing/2016/5/11/chartex" xmlns:cx6="http://schemas.microsoft.com/office/drawing/2016/5/12/chartex" xmlns:cx7="http://schemas.microsoft.com/office/drawing/2016/5/13/chartex" xmlns:cx8="http://schemas.microsoft.com/office/drawing/2016/5/14/chartex" xmlns:mc="http://schemas.openxmlformats.org/markup-compatibility/2006" xmlns:aink="http://schemas.microsoft.com/office/drawing/2016/ink" xmlns:am3d="http://schemas.microsoft.com/office/drawing/2017/model3d" xmlns:o="urn:schemas-microsoft-com:office:office" xmlns:oel="http://schemas.microsoft.com/office/2019/extlst" xmlns:r="http://schemas.openxmlformats.org/officeDocument/2006/relationships" xmlns:m="http://schemas.openxmlformats.org/officeDocument/2006/math" xmlns:v="urn:schemas-microsoft-com:vml" xmlns:wp14="http://schemas.microsoft.com/office/word/2010/wordprocessingDrawing" xmlns:wp="http://schemas.openxmlformats.org/drawingml/2006/wordprocessingDrawing" xmlns:w10="urn:schemas-microsoft-com:office:word" xmlns:w="http://schemas.openxmlformats.org/wordprocessingml/2006/main" xmlns:w14="http://schemas.microsoft.com/office/word/2010/wordml" xmlns:w15="http://schemas.microsoft.com/office/word/2012/wordml" xmlns:w16cex="http://schemas.microsoft.com/office/word/2018/wordml/cex" xmlns:w16cid="http://schemas.microsoft.com/office/word/2016/wordml/cid" xmlns:w16="http://schemas.microsoft.com/office/word/2018/wordml" xmlns:w16du="http://schemas.microsoft.com/office/word/2023/wordml/word16du" xmlns:w16sdtdh="http://schemas.microsoft.com/office/word/2020/wordml/sdtdatahash" xmlns:w16sdtfl="http://schemas.microsoft.com/office/word/2024/wordml/sdtformatlock" xmlns:w16se="http://schemas.microsoft.com/office/word/2015/wordml/symex" xmlns:wpg="http://schemas.microsoft.com/office/word/2010/wordprocessingGroup" xmlns:wpi="http://schemas.microsoft.com/office/word/2010/wordprocessingInk" xmlns:wne="http://schemas.microsoft.com/office/word/2006/wordml" xmlns:wps="http://schemas.microsoft.com/office/word/2010/wordprocessingShape" mc:Ignorable="w14 w15 w16se w16cid w16 w16cex w16sdtdh w16sdtfl w16du wp14">
   <w:abstractNum w:abstractNumId="0" w15:restartNumberingAfterBreak="0">
     <w:nsid w:val="2EB414B8"/>
     <w:multiLevelType w:val="singleLevel"/>
@@ -975,14 +1252,14 @@
       <w:lvlJc w:val="left"/>
     </w:lvl>
   </w:abstractNum>
-  <w:num w:numId="1">
+  <w:num w:numId="1" w16cid:durableId="2023048308">
     <w:abstractNumId w:val="0"/>
   </w:num>
 </w:numbering>
 </file>
 
 <file path=word/styles.xml><?xml version="1.0" encoding="utf-8"?>
-<w:styles xmlns:mc="http://schemas.openxmlformats.org/markup-compatibility/2006" xmlns:r="http://schemas.openxmlformats.org/officeDocument/2006/relationships" xmlns:w="http://schemas.openxmlformats.org/wordprocessingml/2006/main" xmlns:w14="http://schemas.microsoft.com/office/word/2010/wordml" xmlns:w15="http://schemas.microsoft.com/office/word/2012/wordml" xmlns:w16se="http://schemas.microsoft.com/office/word/2015/wordml/symex" mc:Ignorable="w14 w15 w16se">
+<w:styles xmlns:mc="http://schemas.openxmlformats.org/markup-compatibility/2006" xmlns:r="http://schemas.openxmlformats.org/officeDocument/2006/relationships" xmlns:w="http://schemas.openxmlformats.org/wordprocessingml/2006/main" xmlns:w14="http://schemas.microsoft.com/office/word/2010/wordml" xmlns:w15="http://schemas.microsoft.com/office/word/2012/wordml" xmlns:w16cex="http://schemas.microsoft.com/office/word/2018/wordml/cex" xmlns:w16cid="http://schemas.microsoft.com/office/word/2016/wordml/cid" xmlns:w16="http://schemas.microsoft.com/office/word/2018/wordml" xmlns:w16du="http://schemas.microsoft.com/office/word/2023/wordml/word16du" xmlns:w16sdtdh="http://schemas.microsoft.com/office/word/2020/wordml/sdtdatahash" xmlns:w16sdtfl="http://schemas.microsoft.com/office/word/2024/wordml/sdtformatlock" xmlns:w16se="http://schemas.microsoft.com/office/word/2015/wordml/symex" mc:Ignorable="w14 w15 w16se w16cid w16 w16cex w16sdtdh w16sdtfl w16du">
   <w:docDefaults>
     <w:rPrDefault>
       <w:rPr>
@@ -992,7 +1269,7 @@
     </w:rPrDefault>
     <w:pPrDefault/>
   </w:docDefaults>
-  <w:latentStyles w:defLockedState="0" w:defUIPriority="99" w:defSemiHidden="0" w:defUnhideWhenUsed="0" w:defQFormat="0" w:count="371">
+  <w:latentStyles w:defLockedState="0" w:defUIPriority="99" w:defSemiHidden="0" w:defUnhideWhenUsed="0" w:defQFormat="0" w:count="376">
     <w:lsdException w:name="Normal" w:uiPriority="0" w:qFormat="1"/>
     <w:lsdException w:name="heading 1" w:uiPriority="9" w:qFormat="1"/>
     <w:lsdException w:name="heading 2" w:semiHidden="1" w:uiPriority="9" w:unhideWhenUsed="1" w:qFormat="1"/>
@@ -1361,6 +1638,11 @@
     <w:lsdException w:name="List Table 5 Dark Accent 6" w:uiPriority="50"/>
     <w:lsdException w:name="List Table 6 Colorful Accent 6" w:uiPriority="51"/>
     <w:lsdException w:name="List Table 7 Colorful Accent 6" w:uiPriority="52"/>
+    <w:lsdException w:name="Mention" w:semiHidden="1" w:unhideWhenUsed="1"/>
+    <w:lsdException w:name="Smart Hyperlink" w:semiHidden="1" w:unhideWhenUsed="1"/>
+    <w:lsdException w:name="Hashtag" w:semiHidden="1" w:unhideWhenUsed="1"/>
+    <w:lsdException w:name="Unresolved Mention" w:semiHidden="1" w:unhideWhenUsed="1"/>
+    <w:lsdException w:name="Smart Link" w:semiHidden="1" w:unhideWhenUsed="1"/>
   </w:latentStyles>
   <w:style w:type="paragraph" w:default="1" w:styleId="Normal">
     <w:name w:val="Normal"/>
